--- a/TIDYTUESDAY/2025-07-15-BRITISH.LIBRARY/misc/linkedin_post_copy.docx
+++ b/TIDYTUESDAY/2025-07-15-BRITISH.LIBRARY/misc/linkedin_post_copy.docx
@@ -10,13 +10,64 @@
         </w:rPr>
       </w:pPr>
       <w:bookmarkStart w:id="0" w:name="_Hlk203144636"/>
+      <w:bookmarkStart w:id="1" w:name="_Hlk204099680"/>
+      <w:bookmarkStart w:id="2" w:name="_Hlk204099838"/>
       <w:r>
         <w:rPr>
           <w:rFonts w:ascii="Aptos" w:hAnsi="Aptos" w:cs="Apple Color Emoji"/>
         </w:rPr>
-        <w:t>XXX</w:t>
+        <w:t xml:space="preserve">This week’s dataset was a small time series exploring funding for the British Library. While nominal funding has risen over the past 20 years, inflation tells a different story. Like </w:t>
+      </w:r>
+      <w:r>
+        <w:rPr>
+          <w:rFonts w:ascii="Aptos" w:hAnsi="Aptos" w:cs="Apple Color Emoji"/>
+        </w:rPr>
+        <w:t>most</w:t>
+      </w:r>
+      <w:r>
+        <w:rPr>
+          <w:rFonts w:ascii="Aptos" w:hAnsi="Aptos" w:cs="Apple Color Emoji"/>
+        </w:rPr>
+        <w:t xml:space="preserve"> of us, the </w:t>
+      </w:r>
+      <w:proofErr w:type="gramStart"/>
+      <w:r>
+        <w:rPr>
+          <w:rFonts w:ascii="Aptos" w:hAnsi="Aptos" w:cs="Apple Color Emoji"/>
+        </w:rPr>
+        <w:t>Library</w:t>
+      </w:r>
+      <w:proofErr w:type="gramEnd"/>
+      <w:r>
+        <w:rPr>
+          <w:rFonts w:ascii="Aptos" w:hAnsi="Aptos" w:cs="Apple Color Emoji"/>
+        </w:rPr>
+        <w:t xml:space="preserve"> is effectively operating with less.</w:t>
       </w:r>
     </w:p>
+    <w:p>
+      <w:pPr>
+        <w:spacing w:after="0"/>
+        <w:rPr>
+          <w:rFonts w:ascii="Aptos" w:hAnsi="Aptos" w:cs="Apple Color Emoji"/>
+        </w:rPr>
+      </w:pPr>
+    </w:p>
+    <w:p>
+      <w:pPr>
+        <w:spacing w:after="0"/>
+        <w:rPr>
+          <w:rFonts w:ascii="Aptos" w:hAnsi="Aptos" w:cs="Apple Color Emoji"/>
+        </w:rPr>
+      </w:pPr>
+      <w:r>
+        <w:rPr>
+          <w:rFonts w:ascii="Aptos" w:hAnsi="Aptos" w:cs="Apple Color Emoji"/>
+        </w:rPr>
+        <w:t>Shoutout to @AnthonyGalvan for encouraging me to try Prophet for forecasting. We had a great conversation today about different modeling approaches, and this is a tool I’m excited to keep using.</w:t>
+      </w:r>
+    </w:p>
+    <w:bookmarkEnd w:id="2"/>
     <w:p>
       <w:pPr>
         <w:spacing w:after="0"/>
@@ -52,7 +103,7 @@
             <w:rStyle w:val="Hyperlink"/>
             <w:rFonts w:ascii="Aptos" w:hAnsi="Aptos"/>
           </w:rPr>
-          <w:t>XXX</w:t>
+          <w:t>https://stevenvillalon.github.io/portfolio/TIDYTUESDAY/2025-07-15-BRITISH.LIBRARY/2025-07-15_tidy_tuesday_british_library_O.html</w:t>
         </w:r>
       </w:hyperlink>
     </w:p>
@@ -77,6 +128,7 @@
         </w:rPr>
         <w:t>#RStats #TidyTuesday #DataScience #PortfolioProject #DataViz</w:t>
       </w:r>
+      <w:bookmarkEnd w:id="1"/>
     </w:p>
     <w:sectPr>
       <w:pgSz w:w="12240" w:h="15840"/>
